--- a/Semestr 4/BioMed/Sprawozdanie_C6_Spektrofotometria.docx
+++ b/Semestr 4/BioMed/Sprawozdanie_C6_Spektrofotometria.docx
@@ -995,20 +995,18 @@
         </w:rPr>
       </w:pPr>
     </w:p>
-    <w:p/>
     <w:p>
       <w:pPr>
-        <w:pStyle w:val="Nagwek2"/>
         <w:rPr>
+          <w:rFonts w:asciiTheme="majorHAnsi" w:eastAsiaTheme="majorEastAsia" w:hAnsiTheme="majorHAnsi" w:cstheme="majorBidi"/>
+          <w:b/>
+          <w:bCs/>
+          <w:color w:val="4F81BD" w:themeColor="accent1"/>
+          <w:sz w:val="26"/>
+          <w:szCs w:val="26"/>
           <w:lang w:val="pl-PL"/>
         </w:rPr>
       </w:pPr>
-      <w:r>
-        <w:rPr>
-          <w:lang w:val="pl-PL"/>
-        </w:rPr>
-        <w:t>2. Cel ćwiczenia</w:t>
-      </w:r>
     </w:p>
     <w:p>
       <w:pPr>
@@ -1035,20 +1033,6 @@
           <w:lang w:val="pl-PL"/>
         </w:rPr>
         <w:t xml:space="preserve"> zastosowano dwie niezależne metody spektrofotometryczne: metodę krzywej wzorcowej (serii wzorców) oraz metodę porównania z pojedynczym wzorcem. Dodatkowym celem jest rejestracja widma transmisyjnego wodnego roztworu siarczanu miedzi (CuSO4) w paśmie widzialnym i sformułowanie fizycznego uzasadnienia jego barwy.</w:t>
-      </w:r>
-    </w:p>
-    <w:p>
-      <w:pPr>
-        <w:pStyle w:val="Nagwek2"/>
-        <w:rPr>
-          <w:lang w:val="pl-PL"/>
-        </w:rPr>
-      </w:pPr>
-      <w:r>
-        <w:rPr>
-          <w:lang w:val="pl-PL"/>
-        </w:rPr>
-        <w:t>3. Krótki opis czynności i stanowiska pomiarowego</w:t>
       </w:r>
     </w:p>
     <w:p>
@@ -1128,7 +1112,15 @@
       </w:r>
       <w:proofErr w:type="spellEnd"/>
       <w:r>
-        <w:t>) zastosowano wodę destylowaną.</w:t>
+        <w:t xml:space="preserve">) </w:t>
+      </w:r>
+      <w:proofErr w:type="spellStart"/>
+      <w:r>
+        <w:t>zastosowano</w:t>
+      </w:r>
+      <w:proofErr w:type="spellEnd"/>
+      <w:r>
+        <w:t xml:space="preserve"> wodę destylowaną.</w:t>
       </w:r>
     </w:p>
     <w:p>
@@ -1189,20 +1181,6 @@
     </w:p>
     <w:p>
       <w:pPr>
-        <w:pStyle w:val="Nagwek2"/>
-        <w:rPr>
-          <w:lang w:val="pl-PL"/>
-        </w:rPr>
-      </w:pPr>
-      <w:r>
-        <w:rPr>
-          <w:lang w:val="pl-PL"/>
-        </w:rPr>
-        <w:t>4. Wyniki pomiarów i obliczenia</w:t>
-      </w:r>
-    </w:p>
-    <w:p>
-      <w:pPr>
         <w:pStyle w:val="Nagwek3"/>
         <w:rPr>
           <w:lang w:val="pl-PL"/>
@@ -1221,23 +1199,17 @@
           <w:lang w:val="pl-PL"/>
         </w:rPr>
       </w:pPr>
+    </w:p>
+    <w:p>
+      <w:pPr>
+        <w:rPr>
+          <w:lang w:val="pl-PL"/>
+        </w:rPr>
+      </w:pPr>
       <w:r>
         <w:rPr>
           <w:lang w:val="pl-PL"/>
         </w:rPr>
-        <w:t xml:space="preserve">Zgodnie z dokumentacją stanowiskową wyznaczono stężenia procentowe roztworów kalibracyjnych. </w:t>
-      </w:r>
-      <w:r>
-        <w:rPr>
-          <w:lang w:val="pl-PL"/>
-        </w:rPr>
-        <w:br/>
-      </w:r>
-      <w:r>
-        <w:rPr>
-          <w:lang w:val="pl-PL"/>
-        </w:rPr>
-        <w:br/>
         <w:t>Przykładowe obliczenia dla Roztworu 1:</w:t>
       </w:r>
       <w:r>
@@ -1263,14 +1235,8 @@
       </w:r>
     </w:p>
     <w:p>
-      <w:proofErr w:type="spellStart"/>
       <w:r>
-        <w:lastRenderedPageBreak/>
-        <w:t>Wzór</w:t>
-      </w:r>
-      <w:proofErr w:type="spellEnd"/>
-      <w:r>
-        <w:t>: Cp = (</w:t>
+        <w:t>Cp = (</w:t>
       </w:r>
       <w:proofErr w:type="spellStart"/>
       <w:r>
@@ -1299,6 +1265,7 @@
         <w:pStyle w:val="Listapunktowana"/>
       </w:pPr>
       <w:r>
+        <w:lastRenderedPageBreak/>
         <w:t>Roztwór wzorcowy 1: 0.2%</w:t>
       </w:r>
     </w:p>
@@ -1659,9 +1626,25 @@
         <w:rPr>
           <w:lang w:val="pl-PL"/>
         </w:rPr>
-        <w:lastRenderedPageBreak/>
-        <w:br/>
-        <w:t>Metodą najmniejszych kwadratów wyznaczono parametry regresji liniowej (A = a*c + b) dla każdej z długości fal:</w:t>
+        <w:t xml:space="preserve">Regresja </w:t>
+      </w:r>
+      <w:r>
+        <w:rPr>
+          <w:lang w:val="pl-PL"/>
+        </w:rPr>
+        <w:t>liniow</w:t>
+      </w:r>
+      <w:r>
+        <w:rPr>
+          <w:lang w:val="pl-PL"/>
+        </w:rPr>
+        <w:t>a</w:t>
+      </w:r>
+      <w:r>
+        <w:rPr>
+          <w:lang w:val="pl-PL"/>
+        </w:rPr>
+        <w:t xml:space="preserve"> każdej z długości fal:</w:t>
       </w:r>
     </w:p>
     <w:p>
@@ -1698,6 +1681,7 @@
         <w:rPr>
           <w:noProof/>
         </w:rPr>
+        <w:lastRenderedPageBreak/>
         <w:drawing>
           <wp:inline distT="0" distB="0" distL="0" distR="0" wp14:anchorId="41855BFC" wp14:editId="3426AC2A">
             <wp:extent cx="5029200" cy="3143250"/>
@@ -1745,7 +1729,7 @@
         <w:rPr>
           <w:lang w:val="pl-PL"/>
         </w:rPr>
-        <w:t xml:space="preserve">Komentarz do czułości fal: Nachylenie prostej (współczynnik kierunkowy a) odpowiada czułości metody. Najwyższą czułość odnotowano dla długości fali 420 </w:t>
+        <w:t xml:space="preserve">Nachylenie prostej (współczynnik kierunkowy a) odpowiada czułości metody. Najwyższą czułość odnotowano dla długości fali 420 </w:t>
       </w:r>
       <w:proofErr w:type="spellStart"/>
       <w:r>
@@ -1856,19 +1840,6 @@
     </w:p>
     <w:p>
       <w:pPr>
-        <w:rPr>
-          <w:lang w:val="pl-PL"/>
-        </w:rPr>
-      </w:pPr>
-      <w:r>
-        <w:rPr>
-          <w:lang w:val="pl-PL"/>
-        </w:rPr>
-        <w:t>Porównując uzyskane wyniki z rzeczywistym stężeniem podanym przez prowadzącego (0.45%), stwierdzono najwyższą dokładność pomiaru przy 420 nm.</w:t>
-      </w:r>
-    </w:p>
-    <w:p>
-      <w:pPr>
         <w:pStyle w:val="Nagwek3"/>
         <w:rPr>
           <w:lang w:val="pl-PL"/>
@@ -1964,7 +1935,6 @@
           <w:p>
             <w:proofErr w:type="spellStart"/>
             <w:r>
-              <w:lastRenderedPageBreak/>
               <w:t>Długość</w:t>
             </w:r>
             <w:proofErr w:type="spellEnd"/>
@@ -2174,6 +2144,7 @@
         <w:rPr>
           <w:lang w:val="pl-PL"/>
         </w:rPr>
+        <w:lastRenderedPageBreak/>
         <w:t>g. Widmo siarczanu miedzi (CuSO4) i uzasadnienie barwy</w:t>
       </w:r>
     </w:p>
@@ -2283,20 +2254,29 @@
         <w:rPr>
           <w:lang w:val="pl-PL"/>
         </w:rPr>
-        <w:t>Promieniowanie przechodzące (transmitowane) jest pozbawione barw pochłanianych w zakresie światła czerwonego. Zgodnie z teorią barw dopełniających, światło docierające do ludzkiego oka składa się w przeważającej mierze z fal krótkich (obszar niebieski/fioletowy), stąd obserwowana jasnoniebieska barwa roztworu.</w:t>
-      </w:r>
-    </w:p>
-    <w:p>
-      <w:pPr>
-        <w:pStyle w:val="Nagwek2"/>
-      </w:pPr>
-      <w:r>
-        <w:t>5. Omówienie wyników i wnioski</w:t>
+        <w:t>Promieniowanie przechodzące jest pozbawione barw pochłanianych w zakresie światła czerwonego. Zgodnie z teorią barw dopełniających, światło docierające do ludzkiego oka składa się w przeważającej mierze z fal krótkich (obszar niebieski/fioletowy), stąd obserwowana jasnoniebieska barwa roztworu.</w:t>
       </w:r>
     </w:p>
     <w:p>
       <w:pPr>
         <w:pStyle w:val="Listanumerowana"/>
+        <w:numPr>
+          <w:ilvl w:val="0"/>
+          <w:numId w:val="0"/>
+        </w:numPr>
+        <w:ind w:left="360" w:hanging="360"/>
+        <w:rPr>
+          <w:lang w:val="pl-PL"/>
+        </w:rPr>
+      </w:pPr>
+    </w:p>
+    <w:p>
+      <w:pPr>
+        <w:pStyle w:val="Listanumerowana"/>
+        <w:numPr>
+          <w:ilvl w:val="0"/>
+          <w:numId w:val="10"/>
+        </w:numPr>
         <w:rPr>
           <w:lang w:val="pl-PL"/>
         </w:rPr>
@@ -2361,7 +2341,6 @@
         <w:rPr>
           <w:lang w:val="pl-PL"/>
         </w:rPr>
-        <w:lastRenderedPageBreak/>
         <w:t>Źródłem niewielkich odchyleń od wartości oczekiwanej mogły być: zanieczyszczenia mechaniczne ścianek kuwet, niedokładności przy pipetowaniu czy inherentne szumy aparatury Rayleigh UV-1800.</w:t>
       </w:r>
     </w:p>
@@ -2574,6 +2553,12 @@
   </w:num>
   <w:num w:numId="9" w16cid:durableId="933629734">
     <w:abstractNumId w:val="0"/>
+  </w:num>
+  <w:num w:numId="10" w16cid:durableId="739249431">
+    <w:abstractNumId w:val="7"/>
+    <w:lvlOverride w:ilvl="0">
+      <w:startOverride w:val="1"/>
+    </w:lvlOverride>
   </w:num>
 </w:numbering>
 </file>
